--- a/write_up/drafts/2_introduction/introduction_DRAFT_1.docx
+++ b/write_up/drafts/2_introduction/introduction_DRAFT_1.docx
@@ -53,7 +53,13 @@
         <w:t xml:space="preserve">nvironmental and genetic factors during development </w:t>
       </w:r>
       <w:r>
-        <w:t>drive the prevalence of diseases such as asthma (</w:t>
+        <w:t>drive the prevalence of</w:t>
+      </w:r>
+      <w:r>
+        <w:t xml:space="preserve"> chronic airway inflammation</w:t>
+      </w:r>
+      <w:r>
+        <w:t xml:space="preserve"> diseases such as asthma (</w:t>
       </w:r>
       <w:hyperlink r:id="rId6" w:history="1">
         <w:r>
@@ -75,20 +81,26 @@
         <w:t xml:space="preserve">airway </w:t>
       </w:r>
       <w:r>
-        <w:t>epithelial barrier, maintained by tight junctions, constitutes a primary line of defence against inhaled allergens in healthy individuals (</w:t>
+        <w:t xml:space="preserve">epithelial barrier, </w:t>
+      </w:r>
+      <w:r>
+        <w:t>reenforced</w:t>
+      </w:r>
+      <w:r>
+        <w:t xml:space="preserve"> by tight junctions, constitutes </w:t>
+      </w:r>
+      <w:r>
+        <w:t>the</w:t>
+      </w:r>
+      <w:r>
+        <w:t xml:space="preserve"> primary line of defence against inhaled allergens in healthy individuals (</w:t>
       </w:r>
       <w:hyperlink r:id="rId7" w:history="1">
         <w:r>
           <w:rPr>
             <w:rStyle w:val="Hyperlink"/>
           </w:rPr>
-          <w:t>https://pmc.ncbi.nlm.nih.gov/articles/PMC7118214</w:t>
-        </w:r>
-        <w:r>
-          <w:rPr>
-            <w:rStyle w:val="Hyperlink"/>
-          </w:rPr>
-          <w:t>/</w:t>
+          <w:t>https://pmc.ncbi.nlm.nih.gov/articles/PMC7118214/</w:t>
         </w:r>
       </w:hyperlink>
       <w:r>
@@ -97,31 +109,61 @@
     </w:p>
     <w:p>
       <w:r>
-        <w:t>Disruptions to barrier integrity</w:t>
-      </w:r>
-      <w:r>
-        <w:t xml:space="preserve"> is indicated in many respiratory diseases [references].</w:t>
+        <w:t xml:space="preserve">Disruptions to barrier integrity is indicated in many respiratory diseases [references]. </w:t>
+      </w:r>
+    </w:p>
+    <w:p>
+      <w:r>
+        <w:t xml:space="preserve">Extracellular </w:t>
+      </w:r>
+      <w:proofErr w:type="spellStart"/>
+      <w:r>
+        <w:t>vesicles</w:t>
+      </w:r>
+      <w:proofErr w:type="spellEnd"/>
+      <w:r>
+        <w:t xml:space="preserve"> (EVs) have been demonstrated to be involved in key cellular processes necessary for the maintenance of homeostasis (</w:t>
+      </w:r>
+      <w:hyperlink r:id="rId8" w:history="1">
+        <w:r>
+          <w:rPr>
+            <w:rStyle w:val="Hyperlink"/>
+          </w:rPr>
+          <w:t>https://link.springer.com/article/10.1007/s11033-023-08624-w</w:t>
+        </w:r>
+      </w:hyperlink>
+      <w:r>
+        <w:t>).</w:t>
+      </w:r>
+    </w:p>
+    <w:p>
+      <w:r>
+        <w:t xml:space="preserve">It is thought EVs have the potential to disrupt the epithelial barrier and </w:t>
+      </w:r>
+      <w:r>
+        <w:t>propagate</w:t>
+      </w:r>
+      <w:r>
+        <w:t xml:space="preserve"> airway inflammation.</w:t>
+      </w:r>
+    </w:p>
+    <w:p>
+      <w:r>
+        <w:t xml:space="preserve">Barrier homeostasis is maintained through various signalling mechanisms, including paracrine signalling by extracellular </w:t>
+      </w:r>
+      <w:proofErr w:type="spellStart"/>
+      <w:r>
+        <w:t>vesicles</w:t>
+      </w:r>
+      <w:proofErr w:type="spellEnd"/>
+      <w:r>
+        <w:t xml:space="preserve"> (EVs) [reference].</w:t>
       </w:r>
       <w:r>
         <w:t xml:space="preserve"> </w:t>
       </w:r>
     </w:p>
-    <w:p>
-      <w:r>
-        <w:t xml:space="preserve">Barrier homeostasis is maintained through various signalling mechanisms, including paracrine signalling by extracellular </w:t>
-      </w:r>
-      <w:proofErr w:type="spellStart"/>
-      <w:r>
-        <w:t>vesicles</w:t>
-      </w:r>
-      <w:proofErr w:type="spellEnd"/>
-      <w:r>
-        <w:t xml:space="preserve"> (EVs) [reference].</w:t>
-      </w:r>
-      <w:r>
-        <w:t xml:space="preserve"> </w:t>
-      </w:r>
-    </w:p>
+    <w:p/>
     <w:p/>
     <w:p>
       <w:pPr>
@@ -149,13 +191,34 @@
         <w:t xml:space="preserve"> released </w:t>
       </w:r>
       <w:r>
-        <w:t>ubiquitously in</w:t>
-      </w:r>
-      <w:r>
-        <w:t xml:space="preserve"> eukaryotic cells</w:t>
-      </w:r>
-      <w:r>
-        <w:t>, responsible for intercellular communication via transfer of their bioactive cargo, such as microRNAs (miRNAs) and proteins, to recipient cells</w:t>
+        <w:t xml:space="preserve">almost </w:t>
+      </w:r>
+      <w:r>
+        <w:t xml:space="preserve">ubiquitously </w:t>
+      </w:r>
+      <w:r>
+        <w:t>among</w:t>
+      </w:r>
+      <w:r>
+        <w:t xml:space="preserve"> </w:t>
+      </w:r>
+      <w:r>
+        <w:t>human</w:t>
+      </w:r>
+      <w:r>
+        <w:t xml:space="preserve"> </w:t>
+      </w:r>
+      <w:r>
+        <w:t>cells</w:t>
+      </w:r>
+      <w:r>
+        <w:t>, responsible for intercellular communication via transfer of their bioactive cargo</w:t>
+      </w:r>
+      <w:r>
+        <w:t xml:space="preserve"> </w:t>
+      </w:r>
+      <w:r>
+        <w:t>to recipient cells</w:t>
       </w:r>
       <w:r>
         <w:t xml:space="preserve"> (</w:t>
@@ -163,7 +226,7 @@
       <w:r>
         <w:tab/>
       </w:r>
-      <w:hyperlink r:id="rId8" w:history="1">
+      <w:hyperlink r:id="rId9" w:history="1">
         <w:r>
           <w:rPr>
             <w:rStyle w:val="Hyperlink"/>
@@ -177,7 +240,7 @@
       <w:r>
         <w:tab/>
       </w:r>
-      <w:hyperlink r:id="rId9" w:history="1">
+      <w:hyperlink r:id="rId10" w:history="1">
         <w:r>
           <w:rPr>
             <w:rStyle w:val="Hyperlink"/>
@@ -191,7 +254,7 @@
       <w:r>
         <w:tab/>
       </w:r>
-      <w:hyperlink r:id="rId10" w:history="1">
+      <w:hyperlink r:id="rId11" w:history="1">
         <w:r>
           <w:rPr>
             <w:rStyle w:val="Hyperlink"/>
@@ -209,24 +272,77 @@
     <w:p/>
     <w:p>
       <w:r>
+        <w:t>This cargo</w:t>
+      </w:r>
+      <w:r>
+        <w:t xml:space="preserve"> consists of various biomolecules</w:t>
+      </w:r>
+      <w:r>
+        <w:t xml:space="preserve"> includ</w:t>
+      </w:r>
+      <w:r>
+        <w:t>ing</w:t>
+      </w:r>
+      <w:r>
+        <w:t xml:space="preserve"> microRNAs (miRNAs)</w:t>
+      </w:r>
+      <w:r>
+        <w:t xml:space="preserve">, small non-coding RNAs that </w:t>
+      </w:r>
+      <w:r>
+        <w:t>exercise gene silencing through the post-transcriptional degradation of mRNAs (</w:t>
+      </w:r>
+      <w:hyperlink r:id="rId12" w:history="1">
+        <w:r>
+          <w:rPr>
+            <w:rStyle w:val="Hyperlink"/>
+          </w:rPr>
+          <w:t>https://pmc.ncbi.nlm.nih.gov/articles/PMC4013392/</w:t>
+        </w:r>
+      </w:hyperlink>
+      <w:r>
+        <w:t>).</w:t>
+      </w:r>
+    </w:p>
+    <w:p/>
+    <w:p>
+      <w:r>
         <w:t>Lung epithelial cells readily generate EVs during lung inflammation</w:t>
       </w:r>
       <w:r>
-        <w:t xml:space="preserve">, with the EVs possessing an altered miRNA signature </w:t>
-      </w:r>
-      <w:r>
-        <w:t>in response to allergens, such as protease</w:t>
-      </w:r>
-      <w:r>
-        <w:t>, and in disease states</w:t>
-      </w:r>
-      <w:r>
-        <w:t xml:space="preserve">. </w:t>
-      </w:r>
-      <w:r>
+        <w:t xml:space="preserve">, which </w:t>
+      </w:r>
+      <w:r>
+        <w:t>can be</w:t>
+      </w:r>
+      <w:r>
+        <w:t xml:space="preserve"> commonly triggered through allergen exposure, such as</w:t>
+      </w:r>
+      <w:r>
+        <w:t xml:space="preserve"> to</w:t>
+      </w:r>
+      <w:r>
+        <w:t xml:space="preserve"> house dust mite (HDM)</w:t>
+      </w:r>
+      <w:r>
+        <w:t xml:space="preserve"> </w:t>
+      </w:r>
+      <w:r>
+        <w:lastRenderedPageBreak/>
         <w:t>(</w:t>
       </w:r>
-      <w:hyperlink r:id="rId11" w:history="1">
+      <w:hyperlink r:id="rId13" w:history="1">
+        <w:r>
+          <w:rPr>
+            <w:rStyle w:val="Hyperlink"/>
+          </w:rPr>
+          <w:t>https://onlinelibrary.wiley.com/doi/full/10.1111/cea.13562</w:t>
+        </w:r>
+      </w:hyperlink>
+      <w:r>
+        <w:t xml:space="preserve">, </w:t>
+      </w:r>
+      <w:hyperlink r:id="rId14" w:history="1">
         <w:r>
           <w:rPr>
             <w:rStyle w:val="Hyperlink"/>
@@ -235,48 +351,186 @@
         </w:r>
       </w:hyperlink>
       <w:r>
+        <w:t>).</w:t>
+      </w:r>
+    </w:p>
+    <w:p/>
+    <w:p/>
+    <w:p>
+      <w:r>
+        <w:t>EV miRNA cargo</w:t>
+      </w:r>
+      <w:r>
+        <w:t>,</w:t>
+      </w:r>
+      <w:r>
+        <w:t xml:space="preserve"> </w:t>
+      </w:r>
+      <w:r>
+        <w:t xml:space="preserve">derived from </w:t>
+      </w:r>
+      <w:r>
+        <w:t xml:space="preserve">human bronchoalveolar lavage fluid (BALF) </w:t>
+      </w:r>
+      <w:r>
+        <w:t>and normal human bronchial epithelial cells (NHBE)</w:t>
+      </w:r>
+      <w:r>
+        <w:t>,</w:t>
+      </w:r>
+      <w:r>
+        <w:t xml:space="preserve"> </w:t>
+      </w:r>
+      <w:r>
+        <w:t xml:space="preserve">has been found to </w:t>
+      </w:r>
+      <w:r>
+        <w:t xml:space="preserve">differ between healthy </w:t>
+      </w:r>
+      <w:r>
+        <w:t>versus</w:t>
+      </w:r>
+      <w:r>
+        <w:t xml:space="preserve"> asthma patients</w:t>
+      </w:r>
+      <w:r>
+        <w:t>, and in response to allergens,</w:t>
+      </w:r>
+      <w:r>
+        <w:t xml:space="preserve"> (</w:t>
+      </w:r>
+      <w:hyperlink r:id="rId15" w:history="1">
+        <w:r>
+          <w:rPr>
+            <w:rStyle w:val="Hyperlink"/>
+          </w:rPr>
+          <w:t>https://onli</w:t>
+        </w:r>
+        <w:r>
+          <w:rPr>
+            <w:rStyle w:val="Hyperlink"/>
+          </w:rPr>
+          <w:t>n</w:t>
+        </w:r>
+        <w:r>
+          <w:rPr>
+            <w:rStyle w:val="Hyperlink"/>
+          </w:rPr>
+          <w:t>elibrary.wiley.</w:t>
+        </w:r>
+        <w:r>
+          <w:rPr>
+            <w:rStyle w:val="Hyperlink"/>
+          </w:rPr>
+          <w:t>c</w:t>
+        </w:r>
+        <w:r>
+          <w:rPr>
+            <w:rStyle w:val="Hyperlink"/>
+          </w:rPr>
+          <w:t>o</w:t>
+        </w:r>
+        <w:r>
+          <w:rPr>
+            <w:rStyle w:val="Hyperlink"/>
+          </w:rPr>
+          <w:t>m</w:t>
+        </w:r>
+        <w:r>
+          <w:rPr>
+            <w:rStyle w:val="Hyperlink"/>
+          </w:rPr>
+          <w:t>/doi/10.1111/all.14008</w:t>
+        </w:r>
+      </w:hyperlink>
+      <w:r>
         <w:t xml:space="preserve">, </w:t>
       </w:r>
-      <w:hyperlink r:id="rId12" w:history="1">
-        <w:r>
-          <w:rPr>
-            <w:rStyle w:val="Hyperlink"/>
-          </w:rPr>
-          <w:t>https://onlinelibrary.wiley.com/doi/full/10.1111/all.14008</w:t>
+      <w:hyperlink r:id="rId16" w:history="1">
+        <w:r>
+          <w:rPr>
+            <w:rStyle w:val="Hyperlink"/>
+          </w:rPr>
+          <w:t>https://pubmed.</w:t>
+        </w:r>
+        <w:r>
+          <w:rPr>
+            <w:rStyle w:val="Hyperlink"/>
+          </w:rPr>
+          <w:t>n</w:t>
+        </w:r>
+        <w:r>
+          <w:rPr>
+            <w:rStyle w:val="Hyperlink"/>
+          </w:rPr>
+          <w:t>cbi.nlm.nih.gov/</w:t>
+        </w:r>
+        <w:r>
+          <w:rPr>
+            <w:rStyle w:val="Hyperlink"/>
+          </w:rPr>
+          <w:t>2</w:t>
+        </w:r>
+        <w:r>
+          <w:rPr>
+            <w:rStyle w:val="Hyperlink"/>
+          </w:rPr>
+          <w:t>33</w:t>
+        </w:r>
+        <w:r>
+          <w:rPr>
+            <w:rStyle w:val="Hyperlink"/>
+          </w:rPr>
+          <w:t>3</w:t>
+        </w:r>
+        <w:r>
+          <w:rPr>
+            <w:rStyle w:val="Hyperlink"/>
+          </w:rPr>
+          <w:t>3</w:t>
+        </w:r>
+        <w:r>
+          <w:rPr>
+            <w:rStyle w:val="Hyperlink"/>
+          </w:rPr>
+          <w:t>1</w:t>
+        </w:r>
+        <w:r>
+          <w:rPr>
+            <w:rStyle w:val="Hyperlink"/>
+          </w:rPr>
+          <w:t>13/</w:t>
         </w:r>
       </w:hyperlink>
       <w:r>
-        <w:t>,</w:t>
-      </w:r>
-      <w:r>
-        <w:tab/>
-      </w:r>
-      <w:hyperlink r:id="rId13" w:history="1">
-        <w:r>
-          <w:rPr>
-            <w:rStyle w:val="Hyperlink"/>
-          </w:rPr>
-          <w:t>https://pubmed.ncbi.nlm.nih.gov/23333113/</w:t>
+        <w:t xml:space="preserve">, </w:t>
+      </w:r>
+      <w:hyperlink r:id="rId17" w:history="1">
+        <w:r>
+          <w:rPr>
+            <w:rStyle w:val="Hyperlink"/>
+          </w:rPr>
+          <w:t>https://onlinelibrary.wiley.com/</w:t>
+        </w:r>
+        <w:r>
+          <w:rPr>
+            <w:rStyle w:val="Hyperlink"/>
+          </w:rPr>
+          <w:t>d</w:t>
+        </w:r>
+        <w:r>
+          <w:rPr>
+            <w:rStyle w:val="Hyperlink"/>
+          </w:rPr>
+          <w:t>oi/full/10.1111/cea.13016</w:t>
         </w:r>
       </w:hyperlink>
       <w:r>
-        <w:t>,</w:t>
-      </w:r>
-      <w:r>
-        <w:tab/>
-      </w:r>
-      <w:hyperlink r:id="rId14" w:history="1">
-        <w:r>
-          <w:rPr>
-            <w:rStyle w:val="Hyperlink"/>
-          </w:rPr>
-          <w:t>https://pmc.ncbi.nlm.nih.gov/articles/PMC5770401/</w:t>
-        </w:r>
-      </w:hyperlink>
-      <w:r>
         <w:t>).</w:t>
       </w:r>
     </w:p>
+    <w:p/>
+    <w:p/>
     <w:p>
       <w:pPr>
         <w:rPr>
@@ -307,29 +561,94 @@
         <w:t>3</w:t>
       </w:r>
     </w:p>
+    <w:p>
+      <w:r>
+        <w:t>Pathways associated with airway inflammation are relatively well categorised</w:t>
+      </w:r>
+      <w:r>
+        <w:t>. H</w:t>
+      </w:r>
+      <w:r>
+        <w:t>owever</w:t>
+      </w:r>
+      <w:r>
+        <w:t>,</w:t>
+      </w:r>
+      <w:r>
+        <w:t xml:space="preserve"> the miRNA content of allergen-exposed epithelial-derived EVs remains under</w:t>
+      </w:r>
+      <w:r>
+        <w:t>-</w:t>
+      </w:r>
+      <w:r>
+        <w:t>studied</w:t>
+      </w:r>
+      <w:r>
+        <w:t>.</w:t>
+      </w:r>
+    </w:p>
+    <w:p>
+      <w:r>
+        <w:t xml:space="preserve">Previous studies have found varying </w:t>
+      </w:r>
+      <w:r>
+        <w:t>quantities of miRNAs differentially expressed (DE)</w:t>
+      </w:r>
+      <w:r>
+        <w:t xml:space="preserve"> between healthy versus disease patients (e.g., asthma), and following exposure to allergens. </w:t>
+      </w:r>
+      <w:r>
+        <w:t>Additionally, d</w:t>
+      </w:r>
+      <w:r>
+        <w:t xml:space="preserve">ose-dependent exposure miRNA profiles are especially pertinent to commercial companies </w:t>
+      </w:r>
+      <w:r>
+        <w:t xml:space="preserve">identifying allergic thresholds </w:t>
+      </w:r>
+      <w:r>
+        <w:t xml:space="preserve">to prevent </w:t>
+      </w:r>
+      <w:r>
+        <w:t>adverse</w:t>
+      </w:r>
+      <w:r>
+        <w:t xml:space="preserve"> reactions to their products, yet few </w:t>
+      </w:r>
+      <w:r>
+        <w:t xml:space="preserve">dosage </w:t>
+      </w:r>
+      <w:r>
+        <w:t>studies exist.</w:t>
+      </w:r>
+    </w:p>
+    <w:p>
+      <w:r>
+        <w:t>Already, miRNAs have been found to be involved in airway inflammation however further investigation is required to determine the mechanisms in which they exert control and whether unique networks of miRNAs exist per allergen to [extenuate] inflammation or if commonality exists across allergens.</w:t>
+      </w:r>
+    </w:p>
+    <w:p>
+      <w:r>
+        <w:t xml:space="preserve">Do miRNAs work cooperatively, uniquely? </w:t>
+      </w:r>
+    </w:p>
+    <w:p>
+      <w:r>
+        <w:t>Same miRNAs or c</w:t>
+      </w:r>
+      <w:r>
+        <w:t>onverge on same pathways</w:t>
+      </w:r>
+      <w:r>
+        <w:t xml:space="preserve"> between allergens?</w:t>
+      </w:r>
+    </w:p>
+    <w:p>
+      <w:r>
+        <w:t xml:space="preserve"> </w:t>
+      </w:r>
+    </w:p>
     <w:p/>
-    <w:p/>
-    <w:p/>
-    <w:p>
-      <w:pPr>
-        <w:pStyle w:val="Title"/>
-        <w:rPr>
-          <w:u w:val="single"/>
-        </w:rPr>
-      </w:pPr>
-      <w:r>
-        <w:rPr>
-          <w:u w:val="single"/>
-        </w:rPr>
-        <w:lastRenderedPageBreak/>
-        <w:t>Archive</w:t>
-      </w:r>
-    </w:p>
-    <w:p>
-      <w:r>
-        <w:t xml:space="preserve"> </w:t>
-      </w:r>
-    </w:p>
     <w:p>
       <w:pPr>
         <w:rPr>
@@ -349,6 +668,252 @@
           <w:b/>
           <w:bCs/>
         </w:rPr>
+        <w:t>4</w:t>
+      </w:r>
+    </w:p>
+    <w:p>
+      <w:r>
+        <w:t xml:space="preserve">This study aimed to categorise the miRNA </w:t>
+      </w:r>
+      <w:r>
+        <w:t>profile</w:t>
+      </w:r>
+      <w:r>
+        <w:t xml:space="preserve"> of </w:t>
+      </w:r>
+      <w:r>
+        <w:t xml:space="preserve">EVs derived from </w:t>
+      </w:r>
+      <w:r>
+        <w:t xml:space="preserve">human bronchial </w:t>
+      </w:r>
+      <w:r>
+        <w:rPr>
+          <w:rFonts w:ascii="Aptos" w:hAnsi="Aptos"/>
+        </w:rPr>
+        <w:t xml:space="preserve">epithelium (HBEC) following exposure to nebulised allergen, </w:t>
+      </w:r>
+      <w:r>
+        <w:rPr>
+          <w:rFonts w:ascii="Aptos" w:hAnsi="Aptos"/>
+        </w:rPr>
+        <w:t>namely</w:t>
+      </w:r>
+      <w:r>
+        <w:rPr>
+          <w:rFonts w:ascii="Aptos" w:hAnsi="Aptos"/>
+        </w:rPr>
+        <w:t xml:space="preserve"> HDM, dog and protease. Differentially expressed (DE) miRNAs were subjected to pathway enrichment </w:t>
+      </w:r>
+      <w:r>
+        <w:rPr>
+          <w:rFonts w:ascii="Aptos" w:hAnsi="Aptos"/>
+        </w:rPr>
+        <w:lastRenderedPageBreak/>
+        <w:t xml:space="preserve">analysis </w:t>
+      </w:r>
+      <w:r>
+        <w:rPr>
+          <w:rFonts w:ascii="Aptos" w:hAnsi="Aptos"/>
+        </w:rPr>
+        <w:t xml:space="preserve">to elucidate associations with </w:t>
+      </w:r>
+      <w:r>
+        <w:rPr>
+          <w:rFonts w:ascii="Aptos" w:eastAsia="Times New Roman" w:hAnsi="Aptos" w:cs="Calibri"/>
+          <w:color w:val="000000"/>
+          <w:lang w:eastAsia="en-GB"/>
+        </w:rPr>
+        <w:t>airway immune signalling and allergic sensitisation.</w:t>
+      </w:r>
+      <w:r>
+        <w:rPr>
+          <w:rFonts w:ascii="Aptos" w:eastAsia="Times New Roman" w:hAnsi="Aptos" w:cs="Calibri"/>
+          <w:color w:val="000000"/>
+          <w:lang w:eastAsia="en-GB"/>
+        </w:rPr>
+        <w:t xml:space="preserve"> </w:t>
+      </w:r>
+      <w:r>
+        <w:rPr>
+          <w:rFonts w:ascii="Aptos" w:hAnsi="Aptos"/>
+        </w:rPr>
+        <w:t>HDM and dog allergen exposures were performed using a human lung adenocarcinoma cell line to determine</w:t>
+      </w:r>
+      <w:r>
+        <w:rPr>
+          <w:rFonts w:ascii="Aptos" w:hAnsi="Aptos"/>
+        </w:rPr>
+        <w:t xml:space="preserve"> its</w:t>
+      </w:r>
+      <w:r>
+        <w:rPr>
+          <w:rFonts w:ascii="Aptos" w:hAnsi="Aptos"/>
+        </w:rPr>
+        <w:t xml:space="preserve"> </w:t>
+      </w:r>
+      <w:r>
+        <w:rPr>
+          <w:rFonts w:ascii="Aptos" w:hAnsi="Aptos"/>
+        </w:rPr>
+        <w:t>suitability to replace</w:t>
+      </w:r>
+      <w:r>
+        <w:t xml:space="preserve"> primary cells in future experiments.</w:t>
+      </w:r>
+    </w:p>
+    <w:p>
+      <w:pPr>
+        <w:pStyle w:val="Title"/>
+        <w:rPr>
+          <w:u w:val="single"/>
+        </w:rPr>
+      </w:pPr>
+    </w:p>
+    <w:p>
+      <w:pPr>
+        <w:pStyle w:val="Title"/>
+        <w:rPr>
+          <w:u w:val="single"/>
+        </w:rPr>
+      </w:pPr>
+      <w:r>
+        <w:rPr>
+          <w:u w:val="single"/>
+        </w:rPr>
+        <w:t>Archive</w:t>
+      </w:r>
+    </w:p>
+    <w:p/>
+    <w:p>
+      <w:pPr>
+        <w:rPr>
+          <w:b/>
+          <w:bCs/>
+        </w:rPr>
+      </w:pPr>
+      <w:r>
+        <w:rPr>
+          <w:b/>
+          <w:bCs/>
+        </w:rPr>
+        <w:t xml:space="preserve">Paragraph </w:t>
+      </w:r>
+      <w:r>
+        <w:rPr>
+          <w:b/>
+          <w:bCs/>
+        </w:rPr>
+        <w:t>2</w:t>
+      </w:r>
+    </w:p>
+    <w:p>
+      <w:r>
+        <w:t xml:space="preserve">Lung epithelial cells readily generate EVs during lung inflammation, with the EVs possessing an altered miRNA signature </w:t>
+      </w:r>
+    </w:p>
+    <w:p>
+      <w:r>
+        <w:t>in response to allergens, such as protease, and in disease states. (</w:t>
+      </w:r>
+      <w:hyperlink r:id="rId18" w:history="1">
+        <w:r>
+          <w:rPr>
+            <w:rStyle w:val="Hyperlink"/>
+          </w:rPr>
+          <w:t>https://www.nature.</w:t>
+        </w:r>
+        <w:r>
+          <w:rPr>
+            <w:rStyle w:val="Hyperlink"/>
+          </w:rPr>
+          <w:t>c</w:t>
+        </w:r>
+        <w:r>
+          <w:rPr>
+            <w:rStyle w:val="Hyperlink"/>
+          </w:rPr>
+          <w:t>om/articles/s12276-020-0450-9</w:t>
+        </w:r>
+      </w:hyperlink>
+      <w:r>
+        <w:t xml:space="preserve">, </w:t>
+      </w:r>
+      <w:hyperlink r:id="rId19" w:history="1">
+        <w:r>
+          <w:rPr>
+            <w:rStyle w:val="Hyperlink"/>
+          </w:rPr>
+          <w:t>https://onlinelibrary.wiley.com/</w:t>
+        </w:r>
+        <w:r>
+          <w:rPr>
+            <w:rStyle w:val="Hyperlink"/>
+          </w:rPr>
+          <w:t>d</w:t>
+        </w:r>
+        <w:r>
+          <w:rPr>
+            <w:rStyle w:val="Hyperlink"/>
+          </w:rPr>
+          <w:t>oi/full/10.1111/all.14008</w:t>
+        </w:r>
+      </w:hyperlink>
+      <w:r>
+        <w:t>,</w:t>
+      </w:r>
+      <w:r>
+        <w:tab/>
+      </w:r>
+      <w:hyperlink r:id="rId20" w:history="1">
+        <w:r>
+          <w:rPr>
+            <w:rStyle w:val="Hyperlink"/>
+          </w:rPr>
+          <w:t>https://pubmed.ncbi.nlm.nih.gov/233331</w:t>
+        </w:r>
+        <w:r>
+          <w:rPr>
+            <w:rStyle w:val="Hyperlink"/>
+          </w:rPr>
+          <w:t>1</w:t>
+        </w:r>
+        <w:r>
+          <w:rPr>
+            <w:rStyle w:val="Hyperlink"/>
+          </w:rPr>
+          <w:t>3/</w:t>
+        </w:r>
+      </w:hyperlink>
+      <w:r>
+        <w:t>)</w:t>
+      </w:r>
+    </w:p>
+    <w:p/>
+    <w:p>
+      <w:r>
+        <w:t xml:space="preserve"> </w:t>
+      </w:r>
+    </w:p>
+    <w:p>
+      <w:pPr>
+        <w:rPr>
+          <w:b/>
+          <w:bCs/>
+        </w:rPr>
+      </w:pPr>
+      <w:r>
+        <w:rPr>
+          <w:b/>
+          <w:bCs/>
+        </w:rPr>
+        <w:t xml:space="preserve">Paragraph </w:t>
+      </w:r>
+      <w:r>
+        <w:rPr>
+          <w:b/>
+          <w:bCs/>
+        </w:rPr>
         <w:t>3</w:t>
       </w:r>
     </w:p>
@@ -366,7 +931,40 @@
       <w:r>
         <w:t xml:space="preserve"> at the air-liquid-interface (ALI). Subsequently, ALI cultures are exposed to allergens either through submerging in a stimulant diluent or manually using hand spray. As allergens interact with the airway epithelium as aerosols, the spray method more closely reflects biology and prevents compromising the epithelial physiology, but its dosage delivery is inconsistent (</w:t>
       </w:r>
-      <w:hyperlink r:id="rId15" w:history="1">
+      <w:hyperlink r:id="rId21" w:history="1">
+        <w:r>
+          <w:rPr>
+            <w:rStyle w:val="Hyperlink"/>
+          </w:rPr>
+          <w:t>https://pmc.ncbi.nlm.nih.gov/articles/PMC</w:t>
+        </w:r>
+        <w:r>
+          <w:rPr>
+            <w:rStyle w:val="Hyperlink"/>
+          </w:rPr>
+          <w:t>1</w:t>
+        </w:r>
+        <w:r>
+          <w:rPr>
+            <w:rStyle w:val="Hyperlink"/>
+          </w:rPr>
+          <w:t>2563611/</w:t>
+        </w:r>
+      </w:hyperlink>
+      <w:r>
+        <w:t>). Nebulisers enable uniform, standardised dosage system providing a more accurate depiction of allergen exposure. Adopting this technique may reveal…</w:t>
+      </w:r>
+    </w:p>
+    <w:p>
+      <w:r>
+        <w:t xml:space="preserve">Most previous studies have utilised primary human or mouse cells, where accessibility remains restrictive due to high-cost and ethical complexities. </w:t>
+      </w:r>
+    </w:p>
+    <w:p>
+      <w:r>
+        <w:t>Advances in dose delivery systems have optimised allergen studies. Notably, nebulisers have supplanted previous delivery mechanisms due to its closeness to airway biology, overcoming submersion and hand spray allergen delivery limitations (</w:t>
+      </w:r>
+      <w:hyperlink r:id="rId22" w:history="1">
         <w:r>
           <w:rPr>
             <w:rStyle w:val="Hyperlink"/>
@@ -375,10 +973,125 @@
         </w:r>
       </w:hyperlink>
       <w:r>
-        <w:t>). Nebulisers enable uniform, standardised dosage system providing a more accurate depiction of allergen exposure. Adopting this technique may reveal…</w:t>
+        <w:t>).</w:t>
+      </w:r>
+      <w:r>
+        <w:t xml:space="preserve"> </w:t>
+      </w:r>
+      <w:r>
+        <w:t>Few allergen exposure studies relevant to this study have adopted nebuliser technology.</w:t>
+      </w:r>
+    </w:p>
+    <w:p>
+      <w:r>
+        <w:lastRenderedPageBreak/>
+        <w:t>Previous studies have examined disease vs healthy state miRNA cargo of epithelial-derived EVs, whereas the role of allergen exposure, particularly dose-dependent exposure, remains incompletely characterised (</w:t>
+      </w:r>
+      <w:hyperlink r:id="rId23" w:history="1">
+        <w:r>
+          <w:rPr>
+            <w:rStyle w:val="Hyperlink"/>
+          </w:rPr>
+          <w:t>https://pubmed.ncbi.nlm.nih.gov/23333113/</w:t>
+        </w:r>
+      </w:hyperlink>
+      <w:r>
+        <w:t xml:space="preserve">, </w:t>
+      </w:r>
+      <w:hyperlink r:id="rId24" w:history="1">
+        <w:r>
+          <w:rPr>
+            <w:rStyle w:val="Hyperlink"/>
+          </w:rPr>
+          <w:t>https://www.m</w:t>
+        </w:r>
+        <w:r>
+          <w:rPr>
+            <w:rStyle w:val="Hyperlink"/>
+          </w:rPr>
+          <w:t>d</w:t>
+        </w:r>
+        <w:r>
+          <w:rPr>
+            <w:rStyle w:val="Hyperlink"/>
+          </w:rPr>
+          <w:t>pi.com/1422-0067/26/12/5791</w:t>
+        </w:r>
+      </w:hyperlink>
+      <w:r>
+        <w:t xml:space="preserve">). </w:t>
+      </w:r>
+    </w:p>
+    <w:p>
+      <w:r>
+        <w:t xml:space="preserve">Previous studies examining miRNA cargo of airway EVs fall into two main categories: 1) comparing disease (e.g., asthma) vs healthy patients; 2) cellular allergen-exposure. The second type, allergen exposure, have recently been enhanced due to sophisticated nebuliser technology, which delivers allergens as aerosols, ensuring standardised dose delivery, closely reflecting airway biology, </w:t>
+      </w:r>
+      <w:r>
+        <w:rPr>
+          <w:b/>
+          <w:bCs/>
+        </w:rPr>
+        <w:t>allowing for more accurate results</w:t>
+      </w:r>
+      <w:r>
+        <w:t xml:space="preserve"> (</w:t>
+      </w:r>
+      <w:hyperlink r:id="rId25" w:history="1">
+        <w:r>
+          <w:rPr>
+            <w:rStyle w:val="Hyperlink"/>
+          </w:rPr>
+          <w:t>https://pmc.ncbi.nlm.nih.gov/articles/PMC12563611/</w:t>
+        </w:r>
+      </w:hyperlink>
+      <w:r>
+        <w:t xml:space="preserve">). </w:t>
       </w:r>
     </w:p>
     <w:p/>
+    <w:p>
+      <w:pPr>
+        <w:rPr>
+          <w:b/>
+          <w:bCs/>
+        </w:rPr>
+      </w:pPr>
+      <w:r>
+        <w:rPr>
+          <w:b/>
+          <w:bCs/>
+        </w:rPr>
+        <w:t xml:space="preserve">Paragraph </w:t>
+      </w:r>
+      <w:r>
+        <w:rPr>
+          <w:b/>
+          <w:bCs/>
+        </w:rPr>
+        <w:t>4</w:t>
+      </w:r>
+    </w:p>
+    <w:p>
+      <w:r>
+        <w:t xml:space="preserve">DE analysis was previously performed for all allergen exposures by </w:t>
+      </w:r>
+      <w:proofErr w:type="spellStart"/>
+      <w:r>
+        <w:t>TamiRNA</w:t>
+      </w:r>
+      <w:proofErr w:type="spellEnd"/>
+      <w:r>
+        <w:t xml:space="preserve"> using the </w:t>
+      </w:r>
+      <w:proofErr w:type="spellStart"/>
+      <w:r>
+        <w:t>miND</w:t>
+      </w:r>
+      <w:proofErr w:type="spellEnd"/>
+      <w:r>
+        <w:t xml:space="preserve"> pipeline [reference], and pathway analysis performed by [Vicky] for protease exposure, as detailed in [reference]. Pathway analysis for HDM and dog exposure is novel.</w:t>
+      </w:r>
+    </w:p>
     <w:p/>
     <w:p/>
     <w:p/>

--- a/write_up/drafts/2_introduction/introduction_DRAFT_1.docx
+++ b/write_up/drafts/2_introduction/introduction_DRAFT_1.docx
@@ -114,15 +114,7 @@
     </w:p>
     <w:p>
       <w:r>
-        <w:t xml:space="preserve">Extracellular </w:t>
-      </w:r>
-      <w:proofErr w:type="spellStart"/>
-      <w:r>
-        <w:t>vesicles</w:t>
-      </w:r>
-      <w:proofErr w:type="spellEnd"/>
-      <w:r>
-        <w:t xml:space="preserve"> (EVs) have been demonstrated to be involved in key cellular processes necessary for the maintenance of homeostasis (</w:t>
+        <w:t>Extracellular vesicles (EVs) have been demonstrated to be involved in key cellular processes necessary for the maintenance of homeostasis (</w:t>
       </w:r>
       <w:hyperlink r:id="rId8" w:history="1">
         <w:r>
@@ -149,15 +141,7 @@
     </w:p>
     <w:p>
       <w:r>
-        <w:t xml:space="preserve">Barrier homeostasis is maintained through various signalling mechanisms, including paracrine signalling by extracellular </w:t>
-      </w:r>
-      <w:proofErr w:type="spellStart"/>
-      <w:r>
-        <w:t>vesicles</w:t>
-      </w:r>
-      <w:proofErr w:type="spellEnd"/>
-      <w:r>
-        <w:t xml:space="preserve"> (EVs) [reference].</w:t>
+        <w:t>Barrier homeostasis is maintained through various signalling mechanisms, including paracrine signalling by extracellular vesicles (EVs) [reference].</w:t>
       </w:r>
       <w:r>
         <w:t xml:space="preserve"> </w:t>
@@ -284,10 +268,7 @@
         <w:t>ing</w:t>
       </w:r>
       <w:r>
-        <w:t xml:space="preserve"> microRNAs (miRNAs)</w:t>
-      </w:r>
-      <w:r>
-        <w:t xml:space="preserve">, small non-coding RNAs that </w:t>
+        <w:t xml:space="preserve"> microRNAs (miRNAs), small non-coding RNAs that </w:t>
       </w:r>
       <w:r>
         <w:t>exercise gene silencing through the post-transcriptional degradation of mRNAs (</w:t>
@@ -373,13 +354,7 @@
         <w:t xml:space="preserve">human bronchoalveolar lavage fluid (BALF) </w:t>
       </w:r>
       <w:r>
-        <w:t>and normal human bronchial epithelial cells (NHBE)</w:t>
-      </w:r>
-      <w:r>
-        <w:t>,</w:t>
-      </w:r>
-      <w:r>
-        <w:t xml:space="preserve"> </w:t>
+        <w:t xml:space="preserve">and normal human bronchial epithelial cells (NHBE), </w:t>
       </w:r>
       <w:r>
         <w:t xml:space="preserve">has been found to </w:t>
@@ -404,43 +379,7 @@
           <w:rPr>
             <w:rStyle w:val="Hyperlink"/>
           </w:rPr>
-          <w:t>https://onli</w:t>
-        </w:r>
-        <w:r>
-          <w:rPr>
-            <w:rStyle w:val="Hyperlink"/>
-          </w:rPr>
-          <w:t>n</w:t>
-        </w:r>
-        <w:r>
-          <w:rPr>
-            <w:rStyle w:val="Hyperlink"/>
-          </w:rPr>
-          <w:t>elibrary.wiley.</w:t>
-        </w:r>
-        <w:r>
-          <w:rPr>
-            <w:rStyle w:val="Hyperlink"/>
-          </w:rPr>
-          <w:t>c</w:t>
-        </w:r>
-        <w:r>
-          <w:rPr>
-            <w:rStyle w:val="Hyperlink"/>
-          </w:rPr>
-          <w:t>o</w:t>
-        </w:r>
-        <w:r>
-          <w:rPr>
-            <w:rStyle w:val="Hyperlink"/>
-          </w:rPr>
-          <w:t>m</w:t>
-        </w:r>
-        <w:r>
-          <w:rPr>
-            <w:rStyle w:val="Hyperlink"/>
-          </w:rPr>
-          <w:t>/doi/10.1111/all.14008</w:t>
+          <w:t>https://onlinelibrary.wiley.com/doi/10.1111/all.14008</w:t>
         </w:r>
       </w:hyperlink>
       <w:r>
@@ -451,55 +390,7 @@
           <w:rPr>
             <w:rStyle w:val="Hyperlink"/>
           </w:rPr>
-          <w:t>https://pubmed.</w:t>
-        </w:r>
-        <w:r>
-          <w:rPr>
-            <w:rStyle w:val="Hyperlink"/>
-          </w:rPr>
-          <w:t>n</w:t>
-        </w:r>
-        <w:r>
-          <w:rPr>
-            <w:rStyle w:val="Hyperlink"/>
-          </w:rPr>
-          <w:t>cbi.nlm.nih.gov/</w:t>
-        </w:r>
-        <w:r>
-          <w:rPr>
-            <w:rStyle w:val="Hyperlink"/>
-          </w:rPr>
-          <w:t>2</w:t>
-        </w:r>
-        <w:r>
-          <w:rPr>
-            <w:rStyle w:val="Hyperlink"/>
-          </w:rPr>
-          <w:t>33</w:t>
-        </w:r>
-        <w:r>
-          <w:rPr>
-            <w:rStyle w:val="Hyperlink"/>
-          </w:rPr>
-          <w:t>3</w:t>
-        </w:r>
-        <w:r>
-          <w:rPr>
-            <w:rStyle w:val="Hyperlink"/>
-          </w:rPr>
-          <w:t>3</w:t>
-        </w:r>
-        <w:r>
-          <w:rPr>
-            <w:rStyle w:val="Hyperlink"/>
-          </w:rPr>
-          <w:t>1</w:t>
-        </w:r>
-        <w:r>
-          <w:rPr>
-            <w:rStyle w:val="Hyperlink"/>
-          </w:rPr>
-          <w:t>13/</w:t>
+          <w:t>https://pubmed.ncbi.nlm.nih.gov/23333113/</w:t>
         </w:r>
       </w:hyperlink>
       <w:r>
@@ -510,19 +401,7 @@
           <w:rPr>
             <w:rStyle w:val="Hyperlink"/>
           </w:rPr>
-          <w:t>https://onlinelibrary.wiley.com/</w:t>
-        </w:r>
-        <w:r>
-          <w:rPr>
-            <w:rStyle w:val="Hyperlink"/>
-          </w:rPr>
-          <w:t>d</w:t>
-        </w:r>
-        <w:r>
-          <w:rPr>
-            <w:rStyle w:val="Hyperlink"/>
-          </w:rPr>
-          <w:t>oi/full/10.1111/cea.13016</w:t>
+          <w:t>https://onlinelibrary.wiley.com/doi/full/10.1111/cea.13016</w:t>
         </w:r>
       </w:hyperlink>
       <w:r>
@@ -589,13 +468,7 @@
     </w:p>
     <w:p>
       <w:r>
-        <w:t xml:space="preserve">Previous studies have found varying </w:t>
-      </w:r>
-      <w:r>
-        <w:t>quantities of miRNAs differentially expressed (DE)</w:t>
-      </w:r>
-      <w:r>
-        <w:t xml:space="preserve"> between healthy versus disease patients (e.g., asthma), and following exposure to allergens. </w:t>
+        <w:t xml:space="preserve">Previous studies have found varying quantities of miRNAs differentially expressed (DE) between healthy versus disease patients (e.g., asthma), and following exposure to allergens. </w:t>
       </w:r>
       <w:r>
         <w:t>Additionally, d</w:t>
@@ -644,6 +517,9 @@
       </w:r>
     </w:p>
     <w:p>
+      <w:r>
+        <w:t>Exposure thresholds of cells to protease/hdm_dog?</w:t>
+      </w:r>
       <w:r>
         <w:t xml:space="preserve"> </w:t>
       </w:r>
@@ -821,19 +697,7 @@
           <w:rPr>
             <w:rStyle w:val="Hyperlink"/>
           </w:rPr>
-          <w:t>https://www.nature.</w:t>
-        </w:r>
-        <w:r>
-          <w:rPr>
-            <w:rStyle w:val="Hyperlink"/>
-          </w:rPr>
-          <w:t>c</w:t>
-        </w:r>
-        <w:r>
-          <w:rPr>
-            <w:rStyle w:val="Hyperlink"/>
-          </w:rPr>
-          <w:t>om/articles/s12276-020-0450-9</w:t>
+          <w:t>https://www.nature.com/articles/s12276-020-0450-9</w:t>
         </w:r>
       </w:hyperlink>
       <w:r>
@@ -844,19 +708,7 @@
           <w:rPr>
             <w:rStyle w:val="Hyperlink"/>
           </w:rPr>
-          <w:t>https://onlinelibrary.wiley.com/</w:t>
-        </w:r>
-        <w:r>
-          <w:rPr>
-            <w:rStyle w:val="Hyperlink"/>
-          </w:rPr>
-          <w:t>d</w:t>
-        </w:r>
-        <w:r>
-          <w:rPr>
-            <w:rStyle w:val="Hyperlink"/>
-          </w:rPr>
-          <w:t>oi/full/10.1111/all.14008</w:t>
+          <w:t>https://onlinelibrary.wiley.com/doi/full/10.1111/all.14008</w:t>
         </w:r>
       </w:hyperlink>
       <w:r>
@@ -870,19 +722,7 @@
           <w:rPr>
             <w:rStyle w:val="Hyperlink"/>
           </w:rPr>
-          <w:t>https://pubmed.ncbi.nlm.nih.gov/233331</w:t>
-        </w:r>
-        <w:r>
-          <w:rPr>
-            <w:rStyle w:val="Hyperlink"/>
-          </w:rPr>
-          <w:t>1</w:t>
-        </w:r>
-        <w:r>
-          <w:rPr>
-            <w:rStyle w:val="Hyperlink"/>
-          </w:rPr>
-          <w:t>3/</w:t>
+          <w:t>https://pubmed.ncbi.nlm.nih.gov/23333113/</w:t>
         </w:r>
       </w:hyperlink>
       <w:r>
@@ -936,19 +776,7 @@
           <w:rPr>
             <w:rStyle w:val="Hyperlink"/>
           </w:rPr>
-          <w:t>https://pmc.ncbi.nlm.nih.gov/articles/PMC</w:t>
-        </w:r>
-        <w:r>
-          <w:rPr>
-            <w:rStyle w:val="Hyperlink"/>
-          </w:rPr>
-          <w:t>1</w:t>
-        </w:r>
-        <w:r>
-          <w:rPr>
-            <w:rStyle w:val="Hyperlink"/>
-          </w:rPr>
-          <w:t>2563611/</w:t>
+          <w:t>https://pmc.ncbi.nlm.nih.gov/articles/PMC12563611/</w:t>
         </w:r>
       </w:hyperlink>
       <w:r>
@@ -1003,19 +831,7 @@
           <w:rPr>
             <w:rStyle w:val="Hyperlink"/>
           </w:rPr>
-          <w:t>https://www.m</w:t>
-        </w:r>
-        <w:r>
-          <w:rPr>
-            <w:rStyle w:val="Hyperlink"/>
-          </w:rPr>
-          <w:t>d</w:t>
-        </w:r>
-        <w:r>
-          <w:rPr>
-            <w:rStyle w:val="Hyperlink"/>
-          </w:rPr>
-          <w:t>pi.com/1422-0067/26/12/5791</w:t>
+          <w:t>https://www.mdpi.com/1422-0067/26/12/5791</w:t>
         </w:r>
       </w:hyperlink>
       <w:r>
@@ -1073,23 +889,7 @@
     </w:p>
     <w:p>
       <w:r>
-        <w:t xml:space="preserve">DE analysis was previously performed for all allergen exposures by </w:t>
-      </w:r>
-      <w:proofErr w:type="spellStart"/>
-      <w:r>
-        <w:t>TamiRNA</w:t>
-      </w:r>
-      <w:proofErr w:type="spellEnd"/>
-      <w:r>
-        <w:t xml:space="preserve"> using the </w:t>
-      </w:r>
-      <w:proofErr w:type="spellStart"/>
-      <w:r>
-        <w:t>miND</w:t>
-      </w:r>
-      <w:proofErr w:type="spellEnd"/>
-      <w:r>
-        <w:t xml:space="preserve"> pipeline [reference], and pathway analysis performed by [Vicky] for protease exposure, as detailed in [reference]. Pathway analysis for HDM and dog exposure is novel.</w:t>
+        <w:t>DE analysis was previously performed for all allergen exposures by TamiRNA using the miND pipeline [reference], and pathway analysis performed by [Vicky] for protease exposure, as detailed in [reference]. Pathway analysis for HDM and dog exposure is novel.</w:t>
       </w:r>
     </w:p>
     <w:p/>

--- a/write_up/drafts/2_introduction/introduction_DRAFT_1.docx
+++ b/write_up/drafts/2_introduction/introduction_DRAFT_1.docx
@@ -114,7 +114,15 @@
     </w:p>
     <w:p>
       <w:r>
-        <w:t>Extracellular vesicles (EVs) have been demonstrated to be involved in key cellular processes necessary for the maintenance of homeostasis (</w:t>
+        <w:t xml:space="preserve">Extracellular </w:t>
+      </w:r>
+      <w:proofErr w:type="spellStart"/>
+      <w:r>
+        <w:t>vesicles</w:t>
+      </w:r>
+      <w:proofErr w:type="spellEnd"/>
+      <w:r>
+        <w:t xml:space="preserve"> (EVs) have been demonstrated to be involved in key cellular processes necessary for the maintenance of homeostasis (</w:t>
       </w:r>
       <w:hyperlink r:id="rId8" w:history="1">
         <w:r>
@@ -141,7 +149,15 @@
     </w:p>
     <w:p>
       <w:r>
-        <w:t>Barrier homeostasis is maintained through various signalling mechanisms, including paracrine signalling by extracellular vesicles (EVs) [reference].</w:t>
+        <w:t xml:space="preserve">Barrier homeostasis is maintained through various signalling mechanisms, including paracrine signalling by extracellular </w:t>
+      </w:r>
+      <w:proofErr w:type="spellStart"/>
+      <w:r>
+        <w:t>vesicles</w:t>
+      </w:r>
+      <w:proofErr w:type="spellEnd"/>
+      <w:r>
+        <w:t xml:space="preserve"> (EVs) [reference].</w:t>
       </w:r>
       <w:r>
         <w:t xml:space="preserve"> </w:t>
@@ -268,7 +284,13 @@
         <w:t>ing</w:t>
       </w:r>
       <w:r>
-        <w:t xml:space="preserve"> microRNAs (miRNAs), small non-coding RNAs that </w:t>
+        <w:t xml:space="preserve"> microRNAs (miRNAs), small non-coding RNAs</w:t>
+      </w:r>
+      <w:r>
+        <w:t>, approximately 18-30nt,</w:t>
+      </w:r>
+      <w:r>
+        <w:t xml:space="preserve"> that </w:t>
       </w:r>
       <w:r>
         <w:t>exercise gene silencing through the post-transcriptional degradation of mRNAs (</w:t>
@@ -288,6 +310,7 @@
     <w:p/>
     <w:p>
       <w:r>
+        <w:lastRenderedPageBreak/>
         <w:t>Lung epithelial cells readily generate EVs during lung inflammation</w:t>
       </w:r>
       <w:r>
@@ -306,11 +329,7 @@
         <w:t xml:space="preserve"> house dust mite (HDM)</w:t>
       </w:r>
       <w:r>
-        <w:t xml:space="preserve"> </w:t>
-      </w:r>
-      <w:r>
-        <w:lastRenderedPageBreak/>
-        <w:t>(</w:t>
+        <w:t xml:space="preserve"> (</w:t>
       </w:r>
       <w:hyperlink r:id="rId13" w:history="1">
         <w:r>
@@ -518,7 +537,15 @@
     </w:p>
     <w:p>
       <w:r>
-        <w:t>Exposure thresholds of cells to protease/hdm_dog?</w:t>
+        <w:t>Exposure thresholds of cells to protease/</w:t>
+      </w:r>
+      <w:proofErr w:type="spellStart"/>
+      <w:r>
+        <w:t>hdm_dog</w:t>
+      </w:r>
+      <w:proofErr w:type="spellEnd"/>
+      <w:r>
+        <w:t>?</w:t>
       </w:r>
       <w:r>
         <w:t xml:space="preserve"> </w:t>
@@ -549,6 +576,7 @@
     </w:p>
     <w:p>
       <w:r>
+        <w:lastRenderedPageBreak/>
         <w:t xml:space="preserve">This study aimed to categorise the miRNA </w:t>
       </w:r>
       <w:r>
@@ -579,14 +607,7 @@
         <w:rPr>
           <w:rFonts w:ascii="Aptos" w:hAnsi="Aptos"/>
         </w:rPr>
-        <w:t xml:space="preserve"> HDM, dog and protease. Differentially expressed (DE) miRNAs were subjected to pathway enrichment </w:t>
-      </w:r>
-      <w:r>
-        <w:rPr>
-          <w:rFonts w:ascii="Aptos" w:hAnsi="Aptos"/>
-        </w:rPr>
-        <w:lastRenderedPageBreak/>
-        <w:t xml:space="preserve">analysis </w:t>
+        <w:t xml:space="preserve"> HDM, dog and protease. Differentially expressed (DE) miRNAs were subjected to pathway enrichment analysis </w:t>
       </w:r>
       <w:r>
         <w:rPr>
@@ -790,7 +811,11 @@
     </w:p>
     <w:p>
       <w:r>
-        <w:t>Advances in dose delivery systems have optimised allergen studies. Notably, nebulisers have supplanted previous delivery mechanisms due to its closeness to airway biology, overcoming submersion and hand spray allergen delivery limitations (</w:t>
+        <w:t xml:space="preserve">Advances in dose delivery systems have optimised allergen studies. Notably, nebulisers have supplanted previous delivery mechanisms due to its closeness to airway biology, overcoming submersion and hand spray allergen delivery limitations </w:t>
+      </w:r>
+      <w:r>
+        <w:lastRenderedPageBreak/>
+        <w:t>(</w:t>
       </w:r>
       <w:hyperlink r:id="rId22" w:history="1">
         <w:r>
@@ -812,7 +837,6 @@
     </w:p>
     <w:p>
       <w:r>
-        <w:lastRenderedPageBreak/>
         <w:t>Previous studies have examined disease vs healthy state miRNA cargo of epithelial-derived EVs, whereas the role of allergen exposure, particularly dose-dependent exposure, remains incompletely characterised (</w:t>
       </w:r>
       <w:hyperlink r:id="rId23" w:history="1">
@@ -889,7 +913,23 @@
     </w:p>
     <w:p>
       <w:r>
-        <w:t>DE analysis was previously performed for all allergen exposures by TamiRNA using the miND pipeline [reference], and pathway analysis performed by [Vicky] for protease exposure, as detailed in [reference]. Pathway analysis for HDM and dog exposure is novel.</w:t>
+        <w:t xml:space="preserve">DE analysis was previously performed for all allergen exposures by </w:t>
+      </w:r>
+      <w:proofErr w:type="spellStart"/>
+      <w:r>
+        <w:t>TamiRNA</w:t>
+      </w:r>
+      <w:proofErr w:type="spellEnd"/>
+      <w:r>
+        <w:t xml:space="preserve"> using the </w:t>
+      </w:r>
+      <w:proofErr w:type="spellStart"/>
+      <w:r>
+        <w:t>miND</w:t>
+      </w:r>
+      <w:proofErr w:type="spellEnd"/>
+      <w:r>
+        <w:t xml:space="preserve"> pipeline [reference], and pathway analysis performed by [Vicky] for protease exposure, as detailed in [reference]. Pathway analysis for HDM and dog exposure is novel.</w:t>
       </w:r>
     </w:p>
     <w:p/>

--- a/write_up/drafts/2_introduction/introduction_DRAFT_1.docx
+++ b/write_up/drafts/2_introduction/introduction_DRAFT_1.docx
@@ -551,6 +551,15 @@
         <w:t xml:space="preserve"> </w:t>
       </w:r>
     </w:p>
+    <w:p>
+      <w:r>
+        <w:t>Inactive HDM is the protein without enzymatic activity; HDM active is the protein with enzymatic activity. These trigger the immune system in different ways.</w:t>
+      </w:r>
+      <w:r>
+        <w:t xml:space="preserve"> [see meeting 07.07.26 minutes for more detail]</w:t>
+      </w:r>
+    </w:p>
+    <w:p/>
     <w:p/>
     <w:p>
       <w:pPr>
@@ -576,7 +585,6 @@
     </w:p>
     <w:p>
       <w:r>
-        <w:lastRenderedPageBreak/>
         <w:t xml:space="preserve">This study aimed to categorise the miRNA </w:t>
       </w:r>
       <w:r>
@@ -811,11 +819,8 @@
     </w:p>
     <w:p>
       <w:r>
-        <w:t xml:space="preserve">Advances in dose delivery systems have optimised allergen studies. Notably, nebulisers have supplanted previous delivery mechanisms due to its closeness to airway biology, overcoming submersion and hand spray allergen delivery limitations </w:t>
-      </w:r>
-      <w:r>
         <w:lastRenderedPageBreak/>
-        <w:t>(</w:t>
+        <w:t>Advances in dose delivery systems have optimised allergen studies. Notably, nebulisers have supplanted previous delivery mechanisms due to its closeness to airway biology, overcoming submersion and hand spray allergen delivery limitations (</w:t>
       </w:r>
       <w:hyperlink r:id="rId22" w:history="1">
         <w:r>

--- a/write_up/drafts/2_introduction/introduction_DRAFT_1.docx
+++ b/write_up/drafts/2_introduction/introduction_DRAFT_1.docx
@@ -164,7 +164,19 @@
       </w:r>
     </w:p>
     <w:p/>
-    <w:p/>
+    <w:p>
+      <w:r>
+        <w:t>[</w:t>
+      </w:r>
+      <w:proofErr w:type="spellStart"/>
+      <w:r>
+        <w:t>georgie’s</w:t>
+      </w:r>
+      <w:proofErr w:type="spellEnd"/>
+      <w:r>
+        <w:t xml:space="preserve"> paper has some good background]</w:t>
+      </w:r>
+    </w:p>
     <w:p>
       <w:pPr>
         <w:rPr>
@@ -573,63 +585,150 @@
           <w:b/>
           <w:bCs/>
         </w:rPr>
-        <w:t xml:space="preserve">Paragraph </w:t>
-      </w:r>
-      <w:r>
+        <w:t>[paragraph 4 alternate – technical background]</w:t>
+      </w:r>
+    </w:p>
+    <w:p>
+      <w:r>
+        <w:t>[use of transcriptomics and pathway analysis to detect potential pathways and then use experimental validation to confirm it]</w:t>
+      </w:r>
+    </w:p>
+    <w:p>
+      <w:r>
+        <w:t>[</w:t>
+      </w:r>
+      <w:r>
+        <w:t xml:space="preserve">lack of consensus </w:t>
+      </w:r>
+      <w:r>
+        <w:t>in gene-set, miRNA-set and proprietary services]</w:t>
+      </w:r>
+    </w:p>
+    <w:p>
+      <w:pPr>
         <w:rPr>
           <w:b/>
           <w:bCs/>
         </w:rPr>
+      </w:pPr>
+      <w:r>
+        <w:rPr>
+          <w:b/>
+          <w:bCs/>
+        </w:rPr>
+        <w:t xml:space="preserve">Paragraph </w:t>
+      </w:r>
+      <w:r>
+        <w:rPr>
+          <w:b/>
+          <w:bCs/>
+        </w:rPr>
         <w:t>4</w:t>
       </w:r>
     </w:p>
     <w:p>
-      <w:r>
-        <w:t xml:space="preserve">This study aimed to categorise the miRNA </w:t>
-      </w:r>
-      <w:r>
-        <w:t>profile</w:t>
-      </w:r>
-      <w:r>
-        <w:t xml:space="preserve"> of </w:t>
-      </w:r>
-      <w:r>
-        <w:t xml:space="preserve">EVs derived from </w:t>
-      </w:r>
-      <w:r>
-        <w:t xml:space="preserve">human bronchial </w:t>
-      </w:r>
-      <w:r>
-        <w:rPr>
-          <w:rFonts w:ascii="Aptos" w:hAnsi="Aptos"/>
-        </w:rPr>
-        <w:t xml:space="preserve">epithelium (HBEC) following exposure to nebulised allergen, </w:t>
-      </w:r>
-      <w:r>
-        <w:rPr>
-          <w:rFonts w:ascii="Aptos" w:hAnsi="Aptos"/>
-        </w:rPr>
-        <w:t>namely</w:t>
-      </w:r>
-      <w:r>
-        <w:rPr>
-          <w:rFonts w:ascii="Aptos" w:hAnsi="Aptos"/>
-        </w:rPr>
-        <w:t xml:space="preserve"> HDM, dog and protease. Differentially expressed (DE) miRNAs were subjected to pathway enrichment analysis </w:t>
-      </w:r>
-      <w:r>
-        <w:rPr>
-          <w:rFonts w:ascii="Aptos" w:hAnsi="Aptos"/>
-        </w:rPr>
-        <w:t xml:space="preserve">to elucidate associations with </w:t>
-      </w:r>
-      <w:r>
+      <w:pPr>
         <w:rPr>
           <w:rFonts w:ascii="Aptos" w:eastAsia="Times New Roman" w:hAnsi="Aptos" w:cs="Calibri"/>
           <w:color w:val="000000"/>
           <w:lang w:eastAsia="en-GB"/>
         </w:rPr>
-        <w:t>airway immune signalling and allergic sensitisation.</w:t>
+      </w:pPr>
+      <w:r>
+        <w:t xml:space="preserve">This study aimed to categorise the </w:t>
+      </w:r>
+      <w:r>
+        <w:t xml:space="preserve">differentially expressed (DE) </w:t>
+      </w:r>
+      <w:r>
+        <w:t xml:space="preserve">miRNA </w:t>
+      </w:r>
+      <w:r>
+        <w:t>profile</w:t>
+      </w:r>
+      <w:r>
+        <w:t xml:space="preserve"> of</w:t>
+      </w:r>
+      <w:r>
+        <w:t xml:space="preserve"> </w:t>
+      </w:r>
+      <w:r>
+        <w:t xml:space="preserve">EVs derived from </w:t>
+      </w:r>
+      <w:r>
+        <w:t xml:space="preserve">human bronchial </w:t>
+      </w:r>
+      <w:r>
+        <w:rPr>
+          <w:rFonts w:ascii="Aptos" w:hAnsi="Aptos"/>
+        </w:rPr>
+        <w:t xml:space="preserve">epithelium (HBEC) following exposure to nebulised allergen, </w:t>
+      </w:r>
+      <w:r>
+        <w:rPr>
+          <w:rFonts w:ascii="Aptos" w:hAnsi="Aptos"/>
+        </w:rPr>
+        <w:t>namely</w:t>
+      </w:r>
+      <w:r>
+        <w:rPr>
+          <w:rFonts w:ascii="Aptos" w:hAnsi="Aptos"/>
+        </w:rPr>
+        <w:t xml:space="preserve"> </w:t>
+      </w:r>
+      <w:r>
+        <w:rPr>
+          <w:rFonts w:ascii="Aptos" w:hAnsi="Aptos"/>
+        </w:rPr>
+        <w:t xml:space="preserve">protease, </w:t>
+      </w:r>
+      <w:r>
+        <w:rPr>
+          <w:rFonts w:ascii="Aptos" w:hAnsi="Aptos"/>
+        </w:rPr>
+        <w:t xml:space="preserve">HDM, </w:t>
+      </w:r>
+      <w:r>
+        <w:rPr>
+          <w:rFonts w:ascii="Aptos" w:hAnsi="Aptos"/>
+        </w:rPr>
+        <w:t xml:space="preserve">and </w:t>
+      </w:r>
+      <w:r>
+        <w:rPr>
+          <w:rFonts w:ascii="Aptos" w:hAnsi="Aptos"/>
+        </w:rPr>
+        <w:t>dog. DE miRNAs were</w:t>
+      </w:r>
+      <w:r>
+        <w:rPr>
+          <w:rFonts w:ascii="Aptos" w:hAnsi="Aptos"/>
+        </w:rPr>
+        <w:t xml:space="preserve"> then</w:t>
+      </w:r>
+      <w:r>
+        <w:rPr>
+          <w:rFonts w:ascii="Aptos" w:hAnsi="Aptos"/>
+        </w:rPr>
+        <w:t xml:space="preserve"> subjected to pathway enrichment analysis </w:t>
+      </w:r>
+      <w:r>
+        <w:rPr>
+          <w:rFonts w:ascii="Aptos" w:hAnsi="Aptos"/>
+        </w:rPr>
+        <w:t xml:space="preserve">to elucidate </w:t>
+      </w:r>
+      <w:r>
+        <w:rPr>
+          <w:rFonts w:ascii="Aptos" w:hAnsi="Aptos"/>
+        </w:rPr>
+        <w:t xml:space="preserve">potential </w:t>
+      </w:r>
+      <w:r>
+        <w:rPr>
+          <w:rFonts w:ascii="Aptos" w:hAnsi="Aptos"/>
+        </w:rPr>
+        <w:t xml:space="preserve">associations with </w:t>
       </w:r>
       <w:r>
         <w:rPr>
@@ -637,34 +736,122 @@
           <w:color w:val="000000"/>
           <w:lang w:eastAsia="en-GB"/>
         </w:rPr>
+        <w:t>airway immune signalling and allergic sensitisation.</w:t>
+      </w:r>
+      <w:r>
+        <w:rPr>
+          <w:rFonts w:ascii="Aptos" w:eastAsia="Times New Roman" w:hAnsi="Aptos" w:cs="Calibri"/>
+          <w:color w:val="000000"/>
+          <w:lang w:eastAsia="en-GB"/>
+        </w:rPr>
         <w:t xml:space="preserve"> </w:t>
       </w:r>
       <w:r>
         <w:rPr>
+          <w:rFonts w:ascii="Aptos" w:eastAsia="Times New Roman" w:hAnsi="Aptos" w:cs="Calibri"/>
+          <w:b/>
+          <w:bCs/>
+          <w:color w:val="000000"/>
+          <w:lang w:eastAsia="en-GB"/>
+        </w:rPr>
+        <w:t>This research informs hypoallergenic product production by indicating allergic thresholds.</w:t>
+      </w:r>
+    </w:p>
+    <w:p>
+      <w:pPr>
+        <w:rPr>
           <w:rFonts w:ascii="Aptos" w:hAnsi="Aptos"/>
         </w:rPr>
-        <w:t>HDM and dog allergen exposures were performed using a human lung adenocarcinoma cell line to determine</w:t>
+      </w:pPr>
+      <w:r>
+        <w:rPr>
+          <w:rFonts w:ascii="Aptos" w:eastAsia="Times New Roman" w:hAnsi="Aptos" w:cs="Calibri"/>
+          <w:color w:val="000000"/>
+          <w:lang w:eastAsia="en-GB"/>
+        </w:rPr>
+        <w:t xml:space="preserve">Various pathway enrichment analysis methodologies were tested during this study to observe </w:t>
+      </w:r>
+      <w:r>
+        <w:rPr>
+          <w:rFonts w:ascii="Aptos" w:eastAsia="Times New Roman" w:hAnsi="Aptos" w:cs="Calibri"/>
+          <w:color w:val="000000"/>
+          <w:lang w:eastAsia="en-GB"/>
+        </w:rPr>
+        <w:t>method-specific output variation</w:t>
+      </w:r>
+      <w:r>
+        <w:rPr>
+          <w:rFonts w:ascii="Aptos" w:eastAsia="Times New Roman" w:hAnsi="Aptos" w:cs="Calibri"/>
+          <w:color w:val="000000"/>
+          <w:lang w:eastAsia="en-GB"/>
+        </w:rPr>
+        <w:t xml:space="preserve">. </w:t>
       </w:r>
       <w:r>
         <w:rPr>
           <w:rFonts w:ascii="Aptos" w:hAnsi="Aptos"/>
         </w:rPr>
-        <w:t xml:space="preserve"> its</w:t>
+        <w:t>HDM and dog allergen exposures were performed using a human lung adenocarcinoma cell line</w:t>
       </w:r>
       <w:r>
         <w:rPr>
           <w:rFonts w:ascii="Aptos" w:hAnsi="Aptos"/>
         </w:rPr>
+        <w:t xml:space="preserve"> (Calu-3)</w:t>
+      </w:r>
+      <w:r>
+        <w:rPr>
+          <w:rFonts w:ascii="Aptos" w:hAnsi="Aptos"/>
+        </w:rPr>
+        <w:t xml:space="preserve"> to </w:t>
+      </w:r>
+      <w:r>
+        <w:rPr>
+          <w:rFonts w:ascii="Aptos" w:hAnsi="Aptos"/>
+        </w:rPr>
+        <w:t>provide evidence as to</w:t>
+      </w:r>
+      <w:r>
+        <w:rPr>
+          <w:rFonts w:ascii="Aptos" w:hAnsi="Aptos"/>
+        </w:rPr>
+        <w:t xml:space="preserve"> the cell line’s suitability </w:t>
+      </w:r>
+      <w:r>
+        <w:rPr>
+          <w:rFonts w:ascii="Aptos" w:hAnsi="Aptos"/>
+        </w:rPr>
+        <w:t>in</w:t>
+      </w:r>
+      <w:r>
+        <w:rPr>
+          <w:rFonts w:ascii="Aptos" w:hAnsi="Aptos"/>
+        </w:rPr>
+        <w:t xml:space="preserve"> replac</w:t>
+      </w:r>
+      <w:r>
+        <w:rPr>
+          <w:rFonts w:ascii="Aptos" w:hAnsi="Aptos"/>
+        </w:rPr>
+        <w:t>ing</w:t>
+      </w:r>
+      <w:r>
+        <w:t xml:space="preserve"> primary </w:t>
+      </w:r>
+      <w:r>
+        <w:t>HBECs</w:t>
+      </w:r>
+      <w:r>
+        <w:t xml:space="preserve"> in future </w:t>
+      </w:r>
+      <w:r>
+        <w:t xml:space="preserve">similar </w:t>
+      </w:r>
+      <w:r>
+        <w:t>experiments.</w:t>
+      </w:r>
+      <w:r>
         <w:t xml:space="preserve"> </w:t>
-      </w:r>
-      <w:r>
-        <w:rPr>
-          <w:rFonts w:ascii="Aptos" w:hAnsi="Aptos"/>
-        </w:rPr>
-        <w:t>suitability to replace</w:t>
-      </w:r>
-      <w:r>
-        <w:t xml:space="preserve"> primary cells in future experiments.</w:t>
       </w:r>
     </w:p>
     <w:p>
@@ -798,7 +985,11 @@
         <w:t>in vitro</w:t>
       </w:r>
       <w:r>
-        <w:t xml:space="preserve"> at the air-liquid-interface (ALI). Subsequently, ALI cultures are exposed to allergens either through submerging in a stimulant diluent or manually using hand spray. As allergens interact with the airway epithelium as aerosols, the spray method more closely reflects biology and prevents compromising the epithelial physiology, but its dosage delivery is inconsistent (</w:t>
+        <w:t xml:space="preserve"> at the air-liquid-interface (ALI). Subsequently, ALI cultures are exposed to allergens either through submerging in a stimulant diluent or manually using hand spray. As allergens interact with the airway </w:t>
+      </w:r>
+      <w:r>
+        <w:lastRenderedPageBreak/>
+        <w:t>epithelium as aerosols, the spray method more closely reflects biology and prevents compromising the epithelial physiology, but its dosage delivery is inconsistent (</w:t>
       </w:r>
       <w:hyperlink r:id="rId21" w:history="1">
         <w:r>
@@ -819,7 +1010,6 @@
     </w:p>
     <w:p>
       <w:r>
-        <w:lastRenderedPageBreak/>
         <w:t>Advances in dose delivery systems have optimised allergen studies. Notably, nebulisers have supplanted previous delivery mechanisms due to its closeness to airway biology, overcoming submersion and hand spray allergen delivery limitations (</w:t>
       </w:r>
       <w:hyperlink r:id="rId22" w:history="1">

--- a/write_up/drafts/2_introduction/introduction_DRAFT_1.docx
+++ b/write_up/drafts/2_introduction/introduction_DRAFT_1.docx
@@ -19,7 +19,13 @@
     </w:p>
     <w:p>
       <w:r>
-        <w:t xml:space="preserve">Allergy-induced respiratory diseases represent a significant health burden, with an estimated 260 million cases of asthma </w:t>
+        <w:t xml:space="preserve">Allergy-induced respiratory diseases </w:t>
+      </w:r>
+      <w:r>
+        <w:t>constitute</w:t>
+      </w:r>
+      <w:r>
+        <w:t xml:space="preserve"> a significant health burden, with an estimated 260 million cases of asthma </w:t>
       </w:r>
       <w:r>
         <w:t>existing</w:t>
@@ -138,17 +144,6 @@
     </w:p>
     <w:p>
       <w:r>
-        <w:t xml:space="preserve">It is thought EVs have the potential to disrupt the epithelial barrier and </w:t>
-      </w:r>
-      <w:r>
-        <w:t>propagate</w:t>
-      </w:r>
-      <w:r>
-        <w:t xml:space="preserve"> airway inflammation.</w:t>
-      </w:r>
-    </w:p>
-    <w:p>
-      <w:r>
         <w:t xml:space="preserve">Barrier homeostasis is maintained through various signalling mechanisms, including paracrine signalling by extracellular </w:t>
       </w:r>
       <w:proofErr w:type="spellStart"/>
@@ -161,6 +156,11 @@
       </w:r>
       <w:r>
         <w:t xml:space="preserve"> </w:t>
+      </w:r>
+    </w:p>
+    <w:p>
+      <w:r>
+        <w:t>It is thought EVs have the potential to disrupt the epithelial barrier and propagate airway inflammation [references from GH’s paper].</w:t>
       </w:r>
     </w:p>
     <w:p/>
@@ -746,6 +746,15 @@
         </w:rPr>
         <w:t xml:space="preserve"> </w:t>
       </w:r>
+    </w:p>
+    <w:p>
+      <w:pPr>
+        <w:rPr>
+          <w:rFonts w:ascii="Aptos" w:eastAsia="Times New Roman" w:hAnsi="Aptos" w:cs="Calibri"/>
+          <w:color w:val="000000"/>
+          <w:lang w:eastAsia="en-GB"/>
+        </w:rPr>
+      </w:pPr>
       <w:r>
         <w:rPr>
           <w:rFonts w:ascii="Aptos" w:eastAsia="Times New Roman" w:hAnsi="Aptos" w:cs="Calibri"/>
@@ -975,6 +984,7 @@
     </w:p>
     <w:p>
       <w:r>
+        <w:lastRenderedPageBreak/>
         <w:t xml:space="preserve">Allergen exposure studies predominantly culture cells </w:t>
       </w:r>
       <w:r>
@@ -985,11 +995,7 @@
         <w:t>in vitro</w:t>
       </w:r>
       <w:r>
-        <w:t xml:space="preserve"> at the air-liquid-interface (ALI). Subsequently, ALI cultures are exposed to allergens either through submerging in a stimulant diluent or manually using hand spray. As allergens interact with the airway </w:t>
-      </w:r>
-      <w:r>
-        <w:lastRenderedPageBreak/>
-        <w:t>epithelium as aerosols, the spray method more closely reflects biology and prevents compromising the epithelial physiology, but its dosage delivery is inconsistent (</w:t>
+        <w:t xml:space="preserve"> at the air-liquid-interface (ALI). Subsequently, ALI cultures are exposed to allergens either through submerging in a stimulant diluent or manually using hand spray. As allergens interact with the airway epithelium as aerosols, the spray method more closely reflects biology and prevents compromising the epithelial physiology, but its dosage delivery is inconsistent (</w:t>
       </w:r>
       <w:hyperlink r:id="rId21" w:history="1">
         <w:r>
